--- a/Week 2 Project/Docs/docs/Pradeep_Week2_ProjectReport.docx
+++ b/Week 2 Project/Docs/docs/Pradeep_Week2_ProjectReport.docx
@@ -1111,149 +1111,61 @@
     </w:p>
     <w:p>
       <w:pPr>
-        <w:spacing w:after="0"/>
+        <w:pStyle w:val="Heading2"/>
       </w:pPr>
       <w:r>
         <w:rPr>
-          <w:b/>
-          <w:bCs/>
+          <w:noProof/>
         </w:rPr>
-        <w:t>Architecture</w:t>
+        <w:drawing>
+          <wp:inline distT="0" distB="0" distL="0" distR="0" wp14:anchorId="580FD063" wp14:editId="4B1F235E">
+            <wp:extent cx="6585692" cy="3933825"/>
+            <wp:effectExtent l="0" t="0" r="5715" b="0"/>
+            <wp:docPr id="1" name="Picture 1"/>
+            <wp:cNvGraphicFramePr>
+              <a:graphicFrameLocks xmlns:a="http://schemas.openxmlformats.org/drawingml/2006/main" noChangeAspect="1"/>
+            </wp:cNvGraphicFramePr>
+            <a:graphic xmlns:a="http://schemas.openxmlformats.org/drawingml/2006/main">
+              <a:graphicData uri="http://schemas.openxmlformats.org/drawingml/2006/picture">
+                <pic:pic xmlns:pic="http://schemas.openxmlformats.org/drawingml/2006/picture">
+                  <pic:nvPicPr>
+                    <pic:cNvPr id="0" name="Picture 1"/>
+                    <pic:cNvPicPr>
+                      <a:picLocks noChangeAspect="1" noChangeArrowheads="1"/>
+                    </pic:cNvPicPr>
+                  </pic:nvPicPr>
+                  <pic:blipFill>
+                    <a:blip r:embed="rId8">
+                      <a:extLst>
+                        <a:ext uri="{28A0092B-C50C-407E-A947-70E740481C1C}">
+                          <a14:useLocalDpi xmlns:a14="http://schemas.microsoft.com/office/drawing/2010/main" val="0"/>
+                        </a:ext>
+                      </a:extLst>
+                    </a:blip>
+                    <a:srcRect/>
+                    <a:stretch>
+                      <a:fillRect/>
+                    </a:stretch>
+                  </pic:blipFill>
+                  <pic:spPr bwMode="auto">
+                    <a:xfrm>
+                      <a:off x="0" y="0"/>
+                      <a:ext cx="6595830" cy="3939881"/>
+                    </a:xfrm>
+                    <a:prstGeom prst="rect">
+                      <a:avLst/>
+                    </a:prstGeom>
+                    <a:noFill/>
+                    <a:ln>
+                      <a:noFill/>
+                    </a:ln>
+                  </pic:spPr>
+                </pic:pic>
+              </a:graphicData>
+            </a:graphic>
+          </wp:inline>
+        </w:drawing>
       </w:r>
-    </w:p>
-    <w:p>
-      <w:pPr>
-        <w:spacing w:after="0"/>
-      </w:pPr>
-      <w:proofErr w:type="spellStart"/>
-      <w:r>
-        <w:t>AdventureWorksDW</w:t>
-      </w:r>
-      <w:proofErr w:type="spellEnd"/>
-      <w:r>
-        <w:br/>
-        <w:t xml:space="preserve">      |</w:t>
-      </w:r>
-      <w:r>
-        <w:br/>
-        <w:t xml:space="preserve">      | Metadata extraction workflow</w:t>
-      </w:r>
-      <w:r>
-        <w:br/>
-        <w:t xml:space="preserve">      v</w:t>
-      </w:r>
-      <w:r>
-        <w:br/>
-        <w:t>Catalog documents</w:t>
-      </w:r>
-      <w:r>
-        <w:br/>
-        <w:t xml:space="preserve">      |</w:t>
-      </w:r>
-      <w:r>
-        <w:br/>
-        <w:t xml:space="preserve">      v</w:t>
-      </w:r>
-      <w:r>
-        <w:br/>
-        <w:t>Vector store</w:t>
-      </w:r>
-      <w:r>
-        <w:br/>
-        <w:t xml:space="preserve">      ^</w:t>
-      </w:r>
-      <w:r>
-        <w:br/>
-        <w:t xml:space="preserve">      |</w:t>
-      </w:r>
-      <w:r>
-        <w:br/>
-        <w:t>User -&gt; n8n Chat Trigger</w:t>
-      </w:r>
-      <w:r>
-        <w:br/>
-        <w:t xml:space="preserve">          |</w:t>
-      </w:r>
-      <w:r>
-        <w:br/>
-        <w:t xml:space="preserve">          v</w:t>
-      </w:r>
-      <w:r>
-        <w:br/>
-        <w:t xml:space="preserve">   Retrieve relevant metadata</w:t>
-      </w:r>
-      <w:r>
-        <w:br/>
-        <w:t xml:space="preserve">          |</w:t>
-      </w:r>
-      <w:r>
-        <w:br/>
-        <w:t xml:space="preserve">          v</w:t>
-      </w:r>
-      <w:r>
-        <w:br/>
-        <w:t xml:space="preserve">  LLM produces structured response</w:t>
-      </w:r>
-      <w:r>
-        <w:br/>
-        <w:t xml:space="preserve">          |</w:t>
-      </w:r>
-      <w:r>
-        <w:br/>
-        <w:t xml:space="preserve">          +--&gt; Catalog answer</w:t>
-      </w:r>
-      <w:r>
-        <w:br/>
-        <w:t xml:space="preserve">          |</w:t>
-      </w:r>
-      <w:r>
-        <w:br/>
-        <w:t xml:space="preserve">          +--&gt; Generated SQL</w:t>
-      </w:r>
-      <w:r>
-        <w:br/>
-        <w:t xml:space="preserve">                    |</w:t>
-      </w:r>
-      <w:r>
-        <w:br/>
-        <w:t xml:space="preserve">                    v</w:t>
-      </w:r>
-      <w:r>
-        <w:br/>
-        <w:t xml:space="preserve">             Safety validation</w:t>
-      </w:r>
-      <w:r>
-        <w:br/>
-        <w:t xml:space="preserve">                    |</w:t>
-      </w:r>
-      <w:r>
-        <w:br/>
-      </w:r>
-      <w:r>
-        <w:lastRenderedPageBreak/>
-        <w:t xml:space="preserve">                    v</w:t>
-      </w:r>
-      <w:r>
-        <w:br/>
-        <w:t xml:space="preserve">           Read-only SQL execution</w:t>
-      </w:r>
-      <w:r>
-        <w:br/>
-        <w:t xml:space="preserve">                    |</w:t>
-      </w:r>
-      <w:r>
-        <w:br/>
-        <w:t xml:space="preserve">                    v</w:t>
-      </w:r>
-      <w:r>
-        <w:br/>
-        <w:t xml:space="preserve">        Results + SQL + citations</w:t>
-      </w:r>
-    </w:p>
-    <w:p>
-      <w:pPr>
-        <w:spacing w:after="0"/>
-      </w:pPr>
     </w:p>
     <w:p>
       <w:pPr>
@@ -1290,6 +1202,7 @@
         <w:ind w:left="720"/>
       </w:pPr>
       <w:r>
+        <w:lastRenderedPageBreak/>
         <w:t>Embed the question and retrieve ranked documents from Pinecone.</w:t>
       </w:r>
     </w:p>
@@ -1745,7 +1658,6 @@
                 <w:color w:val="17365D"/>
                 <w:sz w:val="18"/>
               </w:rPr>
-              <w:lastRenderedPageBreak/>
               <w:t>Field</w:t>
             </w:r>
           </w:p>
@@ -2118,10 +2030,23 @@
           <w:b/>
           <w:color w:val="17365D"/>
         </w:rPr>
-        <w:t xml:space="preserve">Execution invariant  </w:t>
+        <w:lastRenderedPageBreak/>
+        <w:t xml:space="preserve">Execution </w:t>
+      </w:r>
+      <w:proofErr w:type="gramStart"/>
+      <w:r>
+        <w:rPr>
+          <w:b/>
+          <w:color w:val="17365D"/>
+        </w:rPr>
+        <w:t xml:space="preserve">invariant  </w:t>
       </w:r>
       <w:r>
-        <w:t>The SQL Server node receives validated_sql only when execution_eligible is true. Empty SQL, clarification, unsupported status, or validation failure always bypasses execution.</w:t>
+        <w:t>The</w:t>
+      </w:r>
+      <w:proofErr w:type="gramEnd"/>
+      <w:r>
+        <w:t xml:space="preserve"> SQL Server node receives validated_sql only when execution_eligible is true. Empty SQL, clarification, unsupported status, or validation failure always bypasses execution.</w:t>
       </w:r>
     </w:p>
     <w:p>
@@ -2702,7 +2627,6 @@
               <w:rPr>
                 <w:sz w:val="18"/>
               </w:rPr>
-              <w:lastRenderedPageBreak/>
               <w:t>Valid SQL</w:t>
             </w:r>
           </w:p>
@@ -2907,6 +2831,7 @@
         <w:pStyle w:val="Heading1"/>
       </w:pPr>
       <w:r>
+        <w:lastRenderedPageBreak/>
         <w:t>8. Demonstration script</w:t>
       </w:r>
     </w:p>
@@ -3613,7 +3538,6 @@
           <w:sz w:val="32"/>
           <w:szCs w:val="28"/>
         </w:rPr>
-        <w:lastRenderedPageBreak/>
         <w:t>Appendix</w:t>
       </w:r>
     </w:p>
@@ -3709,6 +3633,7 @@
         <w:spacing w:after="0"/>
       </w:pPr>
       <w:r>
+        <w:lastRenderedPageBreak/>
         <w:t>3. Never invent a table, column, join, business definition, or calculation.</w:t>
       </w:r>
     </w:p>
@@ -4060,14 +3985,7 @@
         <w:spacing w:after="0"/>
       </w:pPr>
       <w:r>
-        <w:lastRenderedPageBreak/>
-        <w:t>Return all six required fields exactly:</w:t>
-      </w:r>
-      <w:r>
-        <w:t xml:space="preserve"> </w:t>
-      </w:r>
-      <w:r>
-        <w:t xml:space="preserve">status, answer, </w:t>
+        <w:t xml:space="preserve">Return all six required fields exactly: status, answer, </w:t>
       </w:r>
       <w:proofErr w:type="spellStart"/>
       <w:r>
@@ -4186,6 +4104,7 @@
         <w:spacing w:after="0"/>
       </w:pPr>
       <w:r>
+        <w:lastRenderedPageBreak/>
         <w:t>You may tell the user that they can submit a separate request for a read-only</w:t>
       </w:r>
     </w:p>
@@ -4198,12 +4117,8 @@
       </w:r>
     </w:p>
     <w:sectPr>
-      <w:headerReference w:type="even" r:id="rId8"/>
       <w:headerReference w:type="default" r:id="rId9"/>
-      <w:footerReference w:type="even" r:id="rId10"/>
-      <w:footerReference w:type="default" r:id="rId11"/>
-      <w:headerReference w:type="first" r:id="rId12"/>
-      <w:footerReference w:type="first" r:id="rId13"/>
+      <w:footerReference w:type="default" r:id="rId10"/>
       <w:pgSz w:w="12240" w:h="15840"/>
       <w:pgMar w:top="1440" w:right="1440" w:bottom="1440" w:left="1440" w:header="708" w:footer="708" w:gutter="0"/>
       <w:cols w:space="720"/>
@@ -4243,16 +4158,6 @@
   <w:p>
     <w:pPr>
       <w:pStyle w:val="Footer"/>
-    </w:pPr>
-  </w:p>
-</w:ftr>
-</file>
-
-<file path=word/footer2.xml><?xml version="1.0" encoding="utf-8"?>
-<w:ftr xmlns:wpc="http://schemas.microsoft.com/office/word/2010/wordprocessingCanvas" xmlns:cx="http://schemas.microsoft.com/office/drawing/2014/chartex" xmlns:cx1="http://schemas.microsoft.com/office/drawing/2015/9/8/chartex" xmlns:cx2="http://schemas.microsoft.com/office/drawing/2015/10/21/chartex" xmlns:cx3="http://schemas.microsoft.com/office/drawing/2016/5/9/chartex" xmlns:cx4="http://schemas.microsoft.com/office/drawing/2016/5/10/chartex" xmlns:cx5="http://schemas.microsoft.com/office/drawing/2016/5/11/chartex" xmlns:cx6="http://schemas.microsoft.com/office/drawing/2016/5/12/chartex" xmlns:cx7="http://schemas.microsoft.com/office/drawing/2016/5/13/chartex" xmlns:cx8="http://schemas.microsoft.com/office/drawing/2016/5/14/chartex" xmlns:mc="http://schemas.openxmlformats.org/markup-compatibility/2006" xmlns:aink="http://schemas.microsoft.com/office/drawing/2016/ink" xmlns:am3d="http://schemas.microsoft.com/office/drawing/2017/model3d" xmlns:o="urn:schemas-microsoft-com:office:office" xmlns:oel="http://schemas.microsoft.com/office/2019/extlst" xmlns:r="http://schemas.openxmlformats.org/officeDocument/2006/relationships" xmlns:m="http://schemas.openxmlformats.org/officeDocument/2006/math" xmlns:v="urn:schemas-microsoft-com:vml" xmlns:wp14="http://schemas.microsoft.com/office/word/2010/wordprocessingDrawing" xmlns:wp="http://schemas.openxmlformats.org/drawingml/2006/wordprocessingDrawing" xmlns:w10="urn:schemas-microsoft-com:office:word" xmlns:w="http://schemas.openxmlformats.org/wordprocessingml/2006/main" xmlns:w14="http://schemas.microsoft.com/office/word/2010/wordml" xmlns:w15="http://schemas.microsoft.com/office/word/2012/wordml" xmlns:w16cex="http://schemas.microsoft.com/office/word/2018/wordml/cex" xmlns:w16cid="http://schemas.microsoft.com/office/word/2016/wordml/cid" xmlns:w16="http://schemas.microsoft.com/office/word/2018/wordml" xmlns:w16sdtdh="http://schemas.microsoft.com/office/word/2020/wordml/sdtdatahash" xmlns:w16se="http://schemas.microsoft.com/office/word/2015/wordml/symex" xmlns:wpg="http://schemas.microsoft.com/office/word/2010/wordprocessingGroup" xmlns:wpi="http://schemas.microsoft.com/office/word/2010/wordprocessingInk" xmlns:wne="http://schemas.microsoft.com/office/word/2006/wordml" xmlns:wps="http://schemas.microsoft.com/office/word/2010/wordprocessingShape" mc:Ignorable="w14 w15 w16se w16cid w16 w16cex w16sdtdh wp14">
-  <w:p>
-    <w:pPr>
-      <w:pStyle w:val="Footer"/>
       <w:jc w:val="right"/>
     </w:pPr>
     <w:r>
@@ -4298,16 +4203,6 @@
       </w:rPr>
       <w:fldChar w:fldCharType="end"/>
     </w:r>
-  </w:p>
-</w:ftr>
-</file>
-
-<file path=word/footer3.xml><?xml version="1.0" encoding="utf-8"?>
-<w:ftr xmlns:wpc="http://schemas.microsoft.com/office/word/2010/wordprocessingCanvas" xmlns:cx="http://schemas.microsoft.com/office/drawing/2014/chartex" xmlns:cx1="http://schemas.microsoft.com/office/drawing/2015/9/8/chartex" xmlns:cx2="http://schemas.microsoft.com/office/drawing/2015/10/21/chartex" xmlns:cx3="http://schemas.microsoft.com/office/drawing/2016/5/9/chartex" xmlns:cx4="http://schemas.microsoft.com/office/drawing/2016/5/10/chartex" xmlns:cx5="http://schemas.microsoft.com/office/drawing/2016/5/11/chartex" xmlns:cx6="http://schemas.microsoft.com/office/drawing/2016/5/12/chartex" xmlns:cx7="http://schemas.microsoft.com/office/drawing/2016/5/13/chartex" xmlns:cx8="http://schemas.microsoft.com/office/drawing/2016/5/14/chartex" xmlns:mc="http://schemas.openxmlformats.org/markup-compatibility/2006" xmlns:aink="http://schemas.microsoft.com/office/drawing/2016/ink" xmlns:am3d="http://schemas.microsoft.com/office/drawing/2017/model3d" xmlns:o="urn:schemas-microsoft-com:office:office" xmlns:oel="http://schemas.microsoft.com/office/2019/extlst" xmlns:r="http://schemas.openxmlformats.org/officeDocument/2006/relationships" xmlns:m="http://schemas.openxmlformats.org/officeDocument/2006/math" xmlns:v="urn:schemas-microsoft-com:vml" xmlns:wp14="http://schemas.microsoft.com/office/word/2010/wordprocessingDrawing" xmlns:wp="http://schemas.openxmlformats.org/drawingml/2006/wordprocessingDrawing" xmlns:w10="urn:schemas-microsoft-com:office:word" xmlns:w="http://schemas.openxmlformats.org/wordprocessingml/2006/main" xmlns:w14="http://schemas.microsoft.com/office/word/2010/wordml" xmlns:w15="http://schemas.microsoft.com/office/word/2012/wordml" xmlns:w16cex="http://schemas.microsoft.com/office/word/2018/wordml/cex" xmlns:w16cid="http://schemas.microsoft.com/office/word/2016/wordml/cid" xmlns:w16="http://schemas.microsoft.com/office/word/2018/wordml" xmlns:w16sdtdh="http://schemas.microsoft.com/office/word/2020/wordml/sdtdatahash" xmlns:w16se="http://schemas.microsoft.com/office/word/2015/wordml/symex" xmlns:wpg="http://schemas.microsoft.com/office/word/2010/wordprocessingGroup" xmlns:wpi="http://schemas.microsoft.com/office/word/2010/wordprocessingInk" xmlns:wne="http://schemas.microsoft.com/office/word/2006/wordml" xmlns:wps="http://schemas.microsoft.com/office/word/2010/wordprocessingShape" mc:Ignorable="w14 w15 w16se w16cid w16 w16cex w16sdtdh wp14">
-  <w:p>
-    <w:pPr>
-      <w:pStyle w:val="Footer"/>
-    </w:pPr>
   </w:p>
 </w:ftr>
 </file>
@@ -4338,16 +4233,6 @@
 </file>
 
 <file path=word/header1.xml><?xml version="1.0" encoding="utf-8"?>
-<w:hdr xmlns:wpc="http://schemas.microsoft.com/office/word/2010/wordprocessingCanvas" xmlns:cx="http://schemas.microsoft.com/office/drawing/2014/chartex" xmlns:cx1="http://schemas.microsoft.com/office/drawing/2015/9/8/chartex" xmlns:cx2="http://schemas.microsoft.com/office/drawing/2015/10/21/chartex" xmlns:cx3="http://schemas.microsoft.com/office/drawing/2016/5/9/chartex" xmlns:cx4="http://schemas.microsoft.com/office/drawing/2016/5/10/chartex" xmlns:cx5="http://schemas.microsoft.com/office/drawing/2016/5/11/chartex" xmlns:cx6="http://schemas.microsoft.com/office/drawing/2016/5/12/chartex" xmlns:cx7="http://schemas.microsoft.com/office/drawing/2016/5/13/chartex" xmlns:cx8="http://schemas.microsoft.com/office/drawing/2016/5/14/chartex" xmlns:mc="http://schemas.openxmlformats.org/markup-compatibility/2006" xmlns:aink="http://schemas.microsoft.com/office/drawing/2016/ink" xmlns:am3d="http://schemas.microsoft.com/office/drawing/2017/model3d" xmlns:o="urn:schemas-microsoft-com:office:office" xmlns:oel="http://schemas.microsoft.com/office/2019/extlst" xmlns:r="http://schemas.openxmlformats.org/officeDocument/2006/relationships" xmlns:m="http://schemas.openxmlformats.org/officeDocument/2006/math" xmlns:v="urn:schemas-microsoft-com:vml" xmlns:wp14="http://schemas.microsoft.com/office/word/2010/wordprocessingDrawing" xmlns:wp="http://schemas.openxmlformats.org/drawingml/2006/wordprocessingDrawing" xmlns:w10="urn:schemas-microsoft-com:office:word" xmlns:w="http://schemas.openxmlformats.org/wordprocessingml/2006/main" xmlns:w14="http://schemas.microsoft.com/office/word/2010/wordml" xmlns:w15="http://schemas.microsoft.com/office/word/2012/wordml" xmlns:w16cex="http://schemas.microsoft.com/office/word/2018/wordml/cex" xmlns:w16cid="http://schemas.microsoft.com/office/word/2016/wordml/cid" xmlns:w16="http://schemas.microsoft.com/office/word/2018/wordml" xmlns:w16sdtdh="http://schemas.microsoft.com/office/word/2020/wordml/sdtdatahash" xmlns:w16se="http://schemas.microsoft.com/office/word/2015/wordml/symex" xmlns:wpg="http://schemas.microsoft.com/office/word/2010/wordprocessingGroup" xmlns:wpi="http://schemas.microsoft.com/office/word/2010/wordprocessingInk" xmlns:wne="http://schemas.microsoft.com/office/word/2006/wordml" xmlns:wps="http://schemas.microsoft.com/office/word/2010/wordprocessingShape" mc:Ignorable="w14 w15 w16se w16cid w16 w16cex w16sdtdh wp14">
-  <w:p>
-    <w:pPr>
-      <w:pStyle w:val="Header"/>
-    </w:pPr>
-  </w:p>
-</w:hdr>
-</file>
-
-<file path=word/header2.xml><?xml version="1.0" encoding="utf-8"?>
 <w:hdr xmlns:wpc="http://schemas.microsoft.com/office/word/2010/wordprocessingCanvas" xmlns:cx="http://schemas.microsoft.com/office/drawing/2014/chartex" xmlns:cx1="http://schemas.microsoft.com/office/drawing/2015/9/8/chartex" xmlns:cx2="http://schemas.microsoft.com/office/drawing/2015/10/21/chartex" xmlns:cx3="http://schemas.microsoft.com/office/drawing/2016/5/9/chartex" xmlns:cx4="http://schemas.microsoft.com/office/drawing/2016/5/10/chartex" xmlns:cx5="http://schemas.microsoft.com/office/drawing/2016/5/11/chartex" xmlns:cx6="http://schemas.microsoft.com/office/drawing/2016/5/12/chartex" xmlns:cx7="http://schemas.microsoft.com/office/drawing/2016/5/13/chartex" xmlns:cx8="http://schemas.microsoft.com/office/drawing/2016/5/14/chartex" xmlns:mc="http://schemas.openxmlformats.org/markup-compatibility/2006" xmlns:aink="http://schemas.microsoft.com/office/drawing/2016/ink" xmlns:am3d="http://schemas.microsoft.com/office/drawing/2017/model3d" xmlns:o="urn:schemas-microsoft-com:office:office" xmlns:oel="http://schemas.microsoft.com/office/2019/extlst" xmlns:r="http://schemas.openxmlformats.org/officeDocument/2006/relationships" xmlns:m="http://schemas.openxmlformats.org/officeDocument/2006/math" xmlns:v="urn:schemas-microsoft-com:vml" xmlns:wp14="http://schemas.microsoft.com/office/word/2010/wordprocessingDrawing" xmlns:wp="http://schemas.openxmlformats.org/drawingml/2006/wordprocessingDrawing" xmlns:w10="urn:schemas-microsoft-com:office:word" xmlns:w="http://schemas.openxmlformats.org/wordprocessingml/2006/main" xmlns:w14="http://schemas.microsoft.com/office/word/2010/wordml" xmlns:w15="http://schemas.microsoft.com/office/word/2012/wordml" xmlns:w16cex="http://schemas.microsoft.com/office/word/2018/wordml/cex" xmlns:w16cid="http://schemas.microsoft.com/office/word/2016/wordml/cid" xmlns:w16="http://schemas.microsoft.com/office/word/2018/wordml" xmlns:w16sdtdh="http://schemas.microsoft.com/office/word/2020/wordml/sdtdatahash" xmlns:w16se="http://schemas.microsoft.com/office/word/2015/wordml/symex" xmlns:wpg="http://schemas.microsoft.com/office/word/2010/wordprocessingGroup" xmlns:wpi="http://schemas.microsoft.com/office/word/2010/wordprocessingInk" xmlns:wne="http://schemas.microsoft.com/office/word/2006/wordml" xmlns:wps="http://schemas.microsoft.com/office/word/2010/wordprocessingShape" mc:Ignorable="w14 w15 w16se w16cid w16 w16cex w16sdtdh wp14">
   <w:p>
     <w:pPr>
@@ -4806,16 +4691,6 @@
       <w:t>Lakshminarayanan</w:t>
     </w:r>
     <w:proofErr w:type="spellEnd"/>
-  </w:p>
-</w:hdr>
-</file>
-
-<file path=word/header3.xml><?xml version="1.0" encoding="utf-8"?>
-<w:hdr xmlns:wpc="http://schemas.microsoft.com/office/word/2010/wordprocessingCanvas" xmlns:cx="http://schemas.microsoft.com/office/drawing/2014/chartex" xmlns:cx1="http://schemas.microsoft.com/office/drawing/2015/9/8/chartex" xmlns:cx2="http://schemas.microsoft.com/office/drawing/2015/10/21/chartex" xmlns:cx3="http://schemas.microsoft.com/office/drawing/2016/5/9/chartex" xmlns:cx4="http://schemas.microsoft.com/office/drawing/2016/5/10/chartex" xmlns:cx5="http://schemas.microsoft.com/office/drawing/2016/5/11/chartex" xmlns:cx6="http://schemas.microsoft.com/office/drawing/2016/5/12/chartex" xmlns:cx7="http://schemas.microsoft.com/office/drawing/2016/5/13/chartex" xmlns:cx8="http://schemas.microsoft.com/office/drawing/2016/5/14/chartex" xmlns:mc="http://schemas.openxmlformats.org/markup-compatibility/2006" xmlns:aink="http://schemas.microsoft.com/office/drawing/2016/ink" xmlns:am3d="http://schemas.microsoft.com/office/drawing/2017/model3d" xmlns:o="urn:schemas-microsoft-com:office:office" xmlns:oel="http://schemas.microsoft.com/office/2019/extlst" xmlns:r="http://schemas.openxmlformats.org/officeDocument/2006/relationships" xmlns:m="http://schemas.openxmlformats.org/officeDocument/2006/math" xmlns:v="urn:schemas-microsoft-com:vml" xmlns:wp14="http://schemas.microsoft.com/office/word/2010/wordprocessingDrawing" xmlns:wp="http://schemas.openxmlformats.org/drawingml/2006/wordprocessingDrawing" xmlns:w10="urn:schemas-microsoft-com:office:word" xmlns:w="http://schemas.openxmlformats.org/wordprocessingml/2006/main" xmlns:w14="http://schemas.microsoft.com/office/word/2010/wordml" xmlns:w15="http://schemas.microsoft.com/office/word/2012/wordml" xmlns:w16cex="http://schemas.microsoft.com/office/word/2018/wordml/cex" xmlns:w16cid="http://schemas.microsoft.com/office/word/2016/wordml/cid" xmlns:w16="http://schemas.microsoft.com/office/word/2018/wordml" xmlns:w16sdtdh="http://schemas.microsoft.com/office/word/2020/wordml/sdtdatahash" xmlns:w16se="http://schemas.microsoft.com/office/word/2015/wordml/symex" xmlns:wpg="http://schemas.microsoft.com/office/word/2010/wordprocessingGroup" xmlns:wpi="http://schemas.microsoft.com/office/word/2010/wordprocessingInk" xmlns:wne="http://schemas.microsoft.com/office/word/2006/wordml" xmlns:wps="http://schemas.microsoft.com/office/word/2010/wordprocessingShape" mc:Ignorable="w14 w15 w16se w16cid w16 w16cex w16sdtdh wp14">
-  <w:p>
-    <w:pPr>
-      <w:pStyle w:val="Header"/>
-    </w:pPr>
   </w:p>
 </w:hdr>
 </file>
